--- a/History/chapters/25 - Spain, Convivencia and the General.docx
+++ b/History/chapters/25 - Spain, Convivencia and the General.docx
@@ -42,7 +42,7 @@
         <w:spacing w:after="200"/>
       </w:pPr>
       <w:r>
-        <w:t xml:space="preserve">Convivencia's most famous graduate was born in Córdoba in 1138: Maimonides, a Jewish philosopher and physician who wrote his greatest works in Arabic and went on to shape Jewish, Islamic, and Christian scholastic thought alike, a single career that could not have happened in a Córdoba of only one faith.</w:t>
+        <w:t xml:space="preserve">Convivencia's most famous graduate was born in Córdoba around 1135-38: Maimonides, a Jewish philosopher and physician who wrote his greatest works in Arabic and went on to shape Jewish, Islamic, and Christian scholastic thought alike, a single career that could not have happened in a Córdoba of only one faith.</w:t>
       </w:r>
     </w:p>
     <w:p>
